--- a/Lesson -5_Task_24_two_cycles_and_re-2026_02_13/Task_24_two_cycles_and_re.docx
+++ b/Lesson -5_Task_24_two_cycles_and_re-2026_02_13/Task_24_two_cycles_and_re.docx
@@ -1556,12 +1556,6 @@
         <w:t> символов и содержит только десятичные цифры и заглавные буквы латинского алфавита. Определите максимальное количество символов в непрерывной последовательности, которые могут представлять запись натурального числа в десятичной системе счисления без незначащих (ведущих) нулей, которое кратно 5. Гарантируется наличие такой последовательности.</w:t>
       </w:r>
       <w:r>
-        <w:br w:type="page"/>
-      </w:r>
-    </w:p>
-    <w:p>
-      <w:r>
-        <w:lastRenderedPageBreak/>
         <w:br w:type="page"/>
       </w:r>
     </w:p>
